--- a/Наладчик контрольно-измерительных приборов и автоматики/профессиональной переподготовки 14919 Наладчик контрольно-измерительных приборов и автоматики/Лекции ОП.01. Охрана труда, электробезопасность, пожарная и экологическая безопасность.docx
+++ b/Наладчик контрольно-измерительных приборов и автоматики/профессиональной переподготовки 14919 Наладчик контрольно-измерительных приборов и автоматики/Лекции ОП.01. Охрана труда, электробезопасность, пожарная и экологическая безопасность.docx
@@ -252,6 +252,865 @@
           <w:sz w:val="28"/>
         </w:rPr>
         <w:t>При наладочных работах на действующем объекте необходимо оформить наряд-допуск, определить границы опасной зоны и назначить ответственного руководителя работ. Наладчик КИПиА должен быть проинструктирован о конкретных опасностях на рабочем месте и знать пути эвакуации при возникновении аварийной ситуации.</w:t>
+      </w:r>
+    </w:p>
+    <w:p>
+      <w:r>
+        <w:rPr>
+          <w:b/>
+          <w:sz w:val="22"/>
+        </w:rPr>
+        <w:t>Таблица 1. Группы по электробезопасности</w:t>
+      </w:r>
+    </w:p>
+    <w:tbl>
+      <w:tblPr>
+        <w:tblStyle w:val="TableGrid"/>
+        <w:tblW w:type="auto" w:w="0"/>
+        <w:jc w:val="center"/>
+        <w:tblLook w:firstColumn="1" w:firstRow="1" w:lastColumn="0" w:lastRow="0" w:noHBand="0" w:noVBand="1" w:val="04A0"/>
+      </w:tblPr>
+      <w:tblGrid>
+        <w:gridCol w:w="2339"/>
+        <w:gridCol w:w="2339"/>
+        <w:gridCol w:w="2339"/>
+        <w:gridCol w:w="2339"/>
+      </w:tblGrid>
+      <w:tr>
+        <w:tc>
+          <w:tcPr>
+            <w:tcW w:type="dxa" w:w="2339"/>
+            <w:shd w:fill="1a5276" w:val="clear"/>
+          </w:tcPr>
+          <w:p>
+            <w:pPr>
+              <w:jc w:val="center"/>
+            </w:pPr>
+            <w:r/>
+            <w:r>
+              <w:rPr>
+                <w:b/>
+                <w:color w:val="FFFFFF"/>
+                <w:sz w:val="18"/>
+              </w:rPr>
+              <w:t>Группа</w:t>
+            </w:r>
+          </w:p>
+        </w:tc>
+        <w:tc>
+          <w:tcPr>
+            <w:tcW w:type="dxa" w:w="2339"/>
+            <w:shd w:fill="1a5276" w:val="clear"/>
+          </w:tcPr>
+          <w:p>
+            <w:pPr>
+              <w:jc w:val="center"/>
+            </w:pPr>
+            <w:r/>
+            <w:r>
+              <w:rPr>
+                <w:b/>
+                <w:color w:val="FFFFFF"/>
+                <w:sz w:val="18"/>
+              </w:rPr>
+              <w:t>Напряжение</w:t>
+            </w:r>
+          </w:p>
+        </w:tc>
+        <w:tc>
+          <w:tcPr>
+            <w:tcW w:type="dxa" w:w="2339"/>
+            <w:shd w:fill="1a5276" w:val="clear"/>
+          </w:tcPr>
+          <w:p>
+            <w:pPr>
+              <w:jc w:val="center"/>
+            </w:pPr>
+            <w:r/>
+            <w:r>
+              <w:rPr>
+                <w:b/>
+                <w:color w:val="FFFFFF"/>
+                <w:sz w:val="18"/>
+              </w:rPr>
+              <w:t>Требования к персоналу</w:t>
+            </w:r>
+          </w:p>
+        </w:tc>
+        <w:tc>
+          <w:tcPr>
+            <w:tcW w:type="dxa" w:w="2339"/>
+            <w:shd w:fill="1a5276" w:val="clear"/>
+          </w:tcPr>
+          <w:p>
+            <w:pPr>
+              <w:jc w:val="center"/>
+            </w:pPr>
+            <w:r/>
+            <w:r>
+              <w:rPr>
+                <w:b/>
+                <w:color w:val="FFFFFF"/>
+                <w:sz w:val="18"/>
+              </w:rPr>
+              <w:t>Возраст</w:t>
+            </w:r>
+          </w:p>
+        </w:tc>
+      </w:tr>
+      <w:tr>
+        <w:tc>
+          <w:tcPr>
+            <w:tcW w:type="dxa" w:w="2339"/>
+          </w:tcPr>
+          <w:p>
+            <w:r/>
+            <w:r>
+              <w:rPr>
+                <w:sz w:val="18"/>
+              </w:rPr>
+              <w:t>I</w:t>
+            </w:r>
+          </w:p>
+        </w:tc>
+        <w:tc>
+          <w:tcPr>
+            <w:tcW w:type="dxa" w:w="2339"/>
+          </w:tcPr>
+          <w:p>
+            <w:r/>
+            <w:r>
+              <w:rPr>
+                <w:sz w:val="18"/>
+              </w:rPr>
+              <w:t>До 1000 В</w:t>
+            </w:r>
+          </w:p>
+        </w:tc>
+        <w:tc>
+          <w:tcPr>
+            <w:tcW w:type="dxa" w:w="2339"/>
+          </w:tcPr>
+          <w:p>
+            <w:r/>
+            <w:r>
+              <w:rPr>
+                <w:sz w:val="18"/>
+              </w:rPr>
+              <w:t>Проинструктированный</w:t>
+            </w:r>
+          </w:p>
+        </w:tc>
+        <w:tc>
+          <w:tcPr>
+            <w:tcW w:type="dxa" w:w="2339"/>
+          </w:tcPr>
+          <w:p>
+            <w:r/>
+            <w:r>
+              <w:rPr>
+                <w:sz w:val="18"/>
+              </w:rPr>
+              <w:t>Любой</w:t>
+            </w:r>
+          </w:p>
+        </w:tc>
+      </w:tr>
+      <w:tr>
+        <w:tc>
+          <w:tcPr>
+            <w:tcW w:type="dxa" w:w="2339"/>
+            <w:shd w:fill="d4e6f1" w:val="clear"/>
+          </w:tcPr>
+          <w:p>
+            <w:r/>
+            <w:r>
+              <w:rPr>
+                <w:sz w:val="18"/>
+              </w:rPr>
+              <w:t>II</w:t>
+            </w:r>
+          </w:p>
+        </w:tc>
+        <w:tc>
+          <w:tcPr>
+            <w:tcW w:type="dxa" w:w="2339"/>
+            <w:shd w:fill="d4e6f1" w:val="clear"/>
+          </w:tcPr>
+          <w:p>
+            <w:r/>
+            <w:r>
+              <w:rPr>
+                <w:sz w:val="18"/>
+              </w:rPr>
+              <w:t>До 1000 В</w:t>
+            </w:r>
+          </w:p>
+        </w:tc>
+        <w:tc>
+          <w:tcPr>
+            <w:tcW w:type="dxa" w:w="2339"/>
+            <w:shd w:fill="d4e6f1" w:val="clear"/>
+          </w:tcPr>
+          <w:p>
+            <w:r/>
+            <w:r>
+              <w:rPr>
+                <w:sz w:val="18"/>
+              </w:rPr>
+              <w:t>Обучение 72 ч</w:t>
+            </w:r>
+          </w:p>
+        </w:tc>
+        <w:tc>
+          <w:tcPr>
+            <w:tcW w:type="dxa" w:w="2339"/>
+            <w:shd w:fill="d4e6f1" w:val="clear"/>
+          </w:tcPr>
+          <w:p>
+            <w:r/>
+            <w:r>
+              <w:rPr>
+                <w:sz w:val="18"/>
+              </w:rPr>
+              <w:t>От 18 лет</w:t>
+            </w:r>
+          </w:p>
+        </w:tc>
+      </w:tr>
+      <w:tr>
+        <w:tc>
+          <w:tcPr>
+            <w:tcW w:type="dxa" w:w="2339"/>
+          </w:tcPr>
+          <w:p>
+            <w:r/>
+            <w:r>
+              <w:rPr>
+                <w:sz w:val="18"/>
+              </w:rPr>
+              <w:t>III</w:t>
+            </w:r>
+          </w:p>
+        </w:tc>
+        <w:tc>
+          <w:tcPr>
+            <w:tcW w:type="dxa" w:w="2339"/>
+          </w:tcPr>
+          <w:p>
+            <w:r/>
+            <w:r>
+              <w:rPr>
+                <w:sz w:val="18"/>
+              </w:rPr>
+              <w:t>До 1000 В</w:t>
+            </w:r>
+          </w:p>
+        </w:tc>
+        <w:tc>
+          <w:tcPr>
+            <w:tcW w:type="dxa" w:w="2339"/>
+          </w:tcPr>
+          <w:p>
+            <w:r/>
+            <w:r>
+              <w:rPr>
+                <w:sz w:val="18"/>
+              </w:rPr>
+              <w:t>Обучение + стажировка</w:t>
+            </w:r>
+          </w:p>
+        </w:tc>
+        <w:tc>
+          <w:tcPr>
+            <w:tcW w:type="dxa" w:w="2339"/>
+          </w:tcPr>
+          <w:p>
+            <w:r/>
+            <w:r>
+              <w:rPr>
+                <w:sz w:val="18"/>
+              </w:rPr>
+              <w:t>От 18 лет</w:t>
+            </w:r>
+          </w:p>
+        </w:tc>
+      </w:tr>
+      <w:tr>
+        <w:tc>
+          <w:tcPr>
+            <w:tcW w:type="dxa" w:w="2339"/>
+            <w:shd w:fill="d4e6f1" w:val="clear"/>
+          </w:tcPr>
+          <w:p>
+            <w:r/>
+            <w:r>
+              <w:rPr>
+                <w:sz w:val="18"/>
+              </w:rPr>
+              <w:t>IV</w:t>
+            </w:r>
+          </w:p>
+        </w:tc>
+        <w:tc>
+          <w:tcPr>
+            <w:tcW w:type="dxa" w:w="2339"/>
+            <w:shd w:fill="d4e6f1" w:val="clear"/>
+          </w:tcPr>
+          <w:p>
+            <w:r/>
+            <w:r>
+              <w:rPr>
+                <w:sz w:val="18"/>
+              </w:rPr>
+              <w:t>До и свыше 1000 В</w:t>
+            </w:r>
+          </w:p>
+        </w:tc>
+        <w:tc>
+          <w:tcPr>
+            <w:tcW w:type="dxa" w:w="2339"/>
+            <w:shd w:fill="d4e6f1" w:val="clear"/>
+          </w:tcPr>
+          <w:p>
+            <w:r/>
+            <w:r>
+              <w:rPr>
+                <w:sz w:val="18"/>
+              </w:rPr>
+              <w:t>Обучение + опыт работы</w:t>
+            </w:r>
+          </w:p>
+        </w:tc>
+        <w:tc>
+          <w:tcPr>
+            <w:tcW w:type="dxa" w:w="2339"/>
+            <w:shd w:fill="d4e6f1" w:val="clear"/>
+          </w:tcPr>
+          <w:p>
+            <w:r/>
+            <w:r>
+              <w:rPr>
+                <w:sz w:val="18"/>
+              </w:rPr>
+              <w:t>От 18 лет</w:t>
+            </w:r>
+          </w:p>
+        </w:tc>
+      </w:tr>
+      <w:tr>
+        <w:tc>
+          <w:tcPr>
+            <w:tcW w:type="dxa" w:w="2339"/>
+          </w:tcPr>
+          <w:p>
+            <w:r/>
+            <w:r>
+              <w:rPr>
+                <w:sz w:val="18"/>
+              </w:rPr>
+              <w:t>V</w:t>
+            </w:r>
+          </w:p>
+        </w:tc>
+        <w:tc>
+          <w:tcPr>
+            <w:tcW w:type="dxa" w:w="2339"/>
+          </w:tcPr>
+          <w:p>
+            <w:r/>
+            <w:r>
+              <w:rPr>
+                <w:sz w:val="18"/>
+              </w:rPr>
+              <w:t>Свыше 1000 В</w:t>
+            </w:r>
+          </w:p>
+        </w:tc>
+        <w:tc>
+          <w:tcPr>
+            <w:tcW w:type="dxa" w:w="2339"/>
+          </w:tcPr>
+          <w:p>
+            <w:r/>
+            <w:r>
+              <w:rPr>
+                <w:sz w:val="18"/>
+              </w:rPr>
+              <w:t>Высшее образование + опыт</w:t>
+            </w:r>
+          </w:p>
+        </w:tc>
+        <w:tc>
+          <w:tcPr>
+            <w:tcW w:type="dxa" w:w="2339"/>
+          </w:tcPr>
+          <w:p>
+            <w:r/>
+            <w:r>
+              <w:rPr>
+                <w:sz w:val="18"/>
+              </w:rPr>
+              <w:t>От 18 лет</w:t>
+            </w:r>
+          </w:p>
+        </w:tc>
+      </w:tr>
+    </w:tbl>
+    <w:p/>
+    <w:p>
+      <w:r>
+        <w:rPr>
+          <w:b/>
+          <w:sz w:val="22"/>
+        </w:rPr>
+        <w:t>Таблица 2. Средства индивидуальной защиты (СИЗ)</w:t>
+      </w:r>
+    </w:p>
+    <w:tbl>
+      <w:tblPr>
+        <w:tblStyle w:val="TableGrid"/>
+        <w:tblW w:type="auto" w:w="0"/>
+        <w:jc w:val="center"/>
+        <w:tblLook w:firstColumn="1" w:firstRow="1" w:lastColumn="0" w:lastRow="0" w:noHBand="0" w:noVBand="1" w:val="04A0"/>
+      </w:tblPr>
+      <w:tblGrid>
+        <w:gridCol w:w="2339"/>
+        <w:gridCol w:w="2339"/>
+        <w:gridCol w:w="2339"/>
+        <w:gridCol w:w="2339"/>
+      </w:tblGrid>
+      <w:tr>
+        <w:tc>
+          <w:tcPr>
+            <w:tcW w:type="dxa" w:w="2339"/>
+            <w:shd w:fill="1a5276" w:val="clear"/>
+          </w:tcPr>
+          <w:p>
+            <w:pPr>
+              <w:jc w:val="center"/>
+            </w:pPr>
+            <w:r/>
+            <w:r>
+              <w:rPr>
+                <w:b/>
+                <w:color w:val="FFFFFF"/>
+                <w:sz w:val="18"/>
+              </w:rPr>
+              <w:t>Средство защиты</w:t>
+            </w:r>
+          </w:p>
+        </w:tc>
+        <w:tc>
+          <w:tcPr>
+            <w:tcW w:type="dxa" w:w="2339"/>
+            <w:shd w:fill="1a5276" w:val="clear"/>
+          </w:tcPr>
+          <w:p>
+            <w:pPr>
+              <w:jc w:val="center"/>
+            </w:pPr>
+            <w:r/>
+            <w:r>
+              <w:rPr>
+                <w:b/>
+                <w:color w:val="FFFFFF"/>
+                <w:sz w:val="18"/>
+              </w:rPr>
+              <w:t>Назначение</w:t>
+            </w:r>
+          </w:p>
+        </w:tc>
+        <w:tc>
+          <w:tcPr>
+            <w:tcW w:type="dxa" w:w="2339"/>
+            <w:shd w:fill="1a5276" w:val="clear"/>
+          </w:tcPr>
+          <w:p>
+            <w:pPr>
+              <w:jc w:val="center"/>
+            </w:pPr>
+            <w:r/>
+            <w:r>
+              <w:rPr>
+                <w:b/>
+                <w:color w:val="FFFFFF"/>
+                <w:sz w:val="18"/>
+              </w:rPr>
+              <w:t>Срок осмотра</w:t>
+            </w:r>
+          </w:p>
+        </w:tc>
+        <w:tc>
+          <w:tcPr>
+            <w:tcW w:type="dxa" w:w="2339"/>
+            <w:shd w:fill="1a5276" w:val="clear"/>
+          </w:tcPr>
+          <w:p>
+            <w:pPr>
+              <w:jc w:val="center"/>
+            </w:pPr>
+            <w:r/>
+            <w:r>
+              <w:rPr>
+                <w:b/>
+                <w:color w:val="FFFFFF"/>
+                <w:sz w:val="18"/>
+              </w:rPr>
+              <w:t>Нормативный документ</w:t>
+            </w:r>
+          </w:p>
+        </w:tc>
+      </w:tr>
+      <w:tr>
+        <w:tc>
+          <w:tcPr>
+            <w:tcW w:type="dxa" w:w="2339"/>
+          </w:tcPr>
+          <w:p>
+            <w:r/>
+            <w:r>
+              <w:rPr>
+                <w:sz w:val="18"/>
+              </w:rPr>
+              <w:t>Диэлектрические перчатки</w:t>
+            </w:r>
+          </w:p>
+        </w:tc>
+        <w:tc>
+          <w:tcPr>
+            <w:tcW w:type="dxa" w:w="2339"/>
+          </w:tcPr>
+          <w:p>
+            <w:r/>
+            <w:r>
+              <w:rPr>
+                <w:sz w:val="18"/>
+              </w:rPr>
+              <w:t>Защита от поражения током</w:t>
+            </w:r>
+          </w:p>
+        </w:tc>
+        <w:tc>
+          <w:tcPr>
+            <w:tcW w:type="dxa" w:w="2339"/>
+          </w:tcPr>
+          <w:p>
+            <w:r/>
+            <w:r>
+              <w:rPr>
+                <w:sz w:val="18"/>
+              </w:rPr>
+              <w:t>1 раз в 6 мес.</w:t>
+            </w:r>
+          </w:p>
+        </w:tc>
+        <w:tc>
+          <w:tcPr>
+            <w:tcW w:type="dxa" w:w="2339"/>
+          </w:tcPr>
+          <w:p>
+            <w:r/>
+            <w:r>
+              <w:rPr>
+                <w:sz w:val="18"/>
+              </w:rPr>
+              <w:t>СО 153-34.03.603</w:t>
+            </w:r>
+          </w:p>
+        </w:tc>
+      </w:tr>
+      <w:tr>
+        <w:tc>
+          <w:tcPr>
+            <w:tcW w:type="dxa" w:w="2339"/>
+            <w:shd w:fill="d4e6f1" w:val="clear"/>
+          </w:tcPr>
+          <w:p>
+            <w:r/>
+            <w:r>
+              <w:rPr>
+                <w:sz w:val="18"/>
+              </w:rPr>
+              <w:t>Диэлектрические боты</w:t>
+            </w:r>
+          </w:p>
+        </w:tc>
+        <w:tc>
+          <w:tcPr>
+            <w:tcW w:type="dxa" w:w="2339"/>
+            <w:shd w:fill="d4e6f1" w:val="clear"/>
+          </w:tcPr>
+          <w:p>
+            <w:r/>
+            <w:r>
+              <w:rPr>
+                <w:sz w:val="18"/>
+              </w:rPr>
+              <w:t>Защита от шагового напряжения</w:t>
+            </w:r>
+          </w:p>
+        </w:tc>
+        <w:tc>
+          <w:tcPr>
+            <w:tcW w:type="dxa" w:w="2339"/>
+            <w:shd w:fill="d4e6f1" w:val="clear"/>
+          </w:tcPr>
+          <w:p>
+            <w:r/>
+            <w:r>
+              <w:rPr>
+                <w:sz w:val="18"/>
+              </w:rPr>
+              <w:t>1 раз в 12 мес.</w:t>
+            </w:r>
+          </w:p>
+        </w:tc>
+        <w:tc>
+          <w:tcPr>
+            <w:tcW w:type="dxa" w:w="2339"/>
+            <w:shd w:fill="d4e6f1" w:val="clear"/>
+          </w:tcPr>
+          <w:p>
+            <w:r/>
+            <w:r>
+              <w:rPr>
+                <w:sz w:val="18"/>
+              </w:rPr>
+              <w:t>СО 153-34.03.603</w:t>
+            </w:r>
+          </w:p>
+        </w:tc>
+      </w:tr>
+      <w:tr>
+        <w:tc>
+          <w:tcPr>
+            <w:tcW w:type="dxa" w:w="2339"/>
+          </w:tcPr>
+          <w:p>
+            <w:r/>
+            <w:r>
+              <w:rPr>
+                <w:sz w:val="18"/>
+              </w:rPr>
+              <w:t>Каска защитная</w:t>
+            </w:r>
+          </w:p>
+        </w:tc>
+        <w:tc>
+          <w:tcPr>
+            <w:tcW w:type="dxa" w:w="2339"/>
+          </w:tcPr>
+          <w:p>
+            <w:r/>
+            <w:r>
+              <w:rPr>
+                <w:sz w:val="18"/>
+              </w:rPr>
+              <w:t>Защита от падающих предметов</w:t>
+            </w:r>
+          </w:p>
+        </w:tc>
+        <w:tc>
+          <w:tcPr>
+            <w:tcW w:type="dxa" w:w="2339"/>
+          </w:tcPr>
+          <w:p>
+            <w:r/>
+            <w:r>
+              <w:rPr>
+                <w:sz w:val="18"/>
+              </w:rPr>
+              <w:t>1 раз в 12 мес.</w:t>
+            </w:r>
+          </w:p>
+        </w:tc>
+        <w:tc>
+          <w:tcPr>
+            <w:tcW w:type="dxa" w:w="2339"/>
+          </w:tcPr>
+          <w:p>
+            <w:r/>
+            <w:r>
+              <w:rPr>
+                <w:sz w:val="18"/>
+              </w:rPr>
+              <w:t>ГОСТ 12.4.128-83</w:t>
+            </w:r>
+          </w:p>
+        </w:tc>
+      </w:tr>
+      <w:tr>
+        <w:tc>
+          <w:tcPr>
+            <w:tcW w:type="dxa" w:w="2339"/>
+            <w:shd w:fill="d4e6f1" w:val="clear"/>
+          </w:tcPr>
+          <w:p>
+            <w:r/>
+            <w:r>
+              <w:rPr>
+                <w:sz w:val="18"/>
+              </w:rPr>
+              <w:t>Очки защитные</w:t>
+            </w:r>
+          </w:p>
+        </w:tc>
+        <w:tc>
+          <w:tcPr>
+            <w:tcW w:type="dxa" w:w="2339"/>
+            <w:shd w:fill="d4e6f1" w:val="clear"/>
+          </w:tcPr>
+          <w:p>
+            <w:r/>
+            <w:r>
+              <w:rPr>
+                <w:sz w:val="18"/>
+              </w:rPr>
+              <w:t>Защита глаз от искр и брызг</w:t>
+            </w:r>
+          </w:p>
+        </w:tc>
+        <w:tc>
+          <w:tcPr>
+            <w:tcW w:type="dxa" w:w="2339"/>
+            <w:shd w:fill="d4e6f1" w:val="clear"/>
+          </w:tcPr>
+          <w:p>
+            <w:r/>
+            <w:r>
+              <w:rPr>
+                <w:sz w:val="18"/>
+              </w:rPr>
+              <w:t>Перед применением</w:t>
+            </w:r>
+          </w:p>
+        </w:tc>
+        <w:tc>
+          <w:tcPr>
+            <w:tcW w:type="dxa" w:w="2339"/>
+            <w:shd w:fill="d4e6f1" w:val="clear"/>
+          </w:tcPr>
+          <w:p>
+            <w:r/>
+            <w:r>
+              <w:rPr>
+                <w:sz w:val="18"/>
+              </w:rPr>
+              <w:t>ГОСТ 12.4.253-2013</w:t>
+            </w:r>
+          </w:p>
+        </w:tc>
+      </w:tr>
+      <w:tr>
+        <w:tc>
+          <w:tcPr>
+            <w:tcW w:type="dxa" w:w="2339"/>
+          </w:tcPr>
+          <w:p>
+            <w:r/>
+            <w:r>
+              <w:rPr>
+                <w:sz w:val="18"/>
+              </w:rPr>
+              <w:t>Респиратор</w:t>
+            </w:r>
+          </w:p>
+        </w:tc>
+        <w:tc>
+          <w:tcPr>
+            <w:tcW w:type="dxa" w:w="2339"/>
+          </w:tcPr>
+          <w:p>
+            <w:r/>
+            <w:r>
+              <w:rPr>
+                <w:sz w:val="18"/>
+              </w:rPr>
+              <w:t>Защита органов дыхания</w:t>
+            </w:r>
+          </w:p>
+        </w:tc>
+        <w:tc>
+          <w:tcPr>
+            <w:tcW w:type="dxa" w:w="2339"/>
+          </w:tcPr>
+          <w:p>
+            <w:r/>
+            <w:r>
+              <w:rPr>
+                <w:sz w:val="18"/>
+              </w:rPr>
+              <w:t>Перед применением</w:t>
+            </w:r>
+          </w:p>
+        </w:tc>
+        <w:tc>
+          <w:tcPr>
+            <w:tcW w:type="dxa" w:w="2339"/>
+          </w:tcPr>
+          <w:p>
+            <w:r/>
+            <w:r>
+              <w:rPr>
+                <w:sz w:val="18"/>
+              </w:rPr>
+              <w:t>ГОСТ 12.4.294-2015</w:t>
+            </w:r>
+          </w:p>
+        </w:tc>
+      </w:tr>
+    </w:tbl>
+    <w:p/>
+    <w:p>
+      <w:pPr>
+        <w:jc w:val="center"/>
+      </w:pPr>
+      <w:r>
+        <w:rPr>
+          <w:b/>
+          <w:sz w:val="20"/>
+        </w:rPr>
+        <w:t>Рисунок 1. Виды производственных опасностей при работе КИПиА</w:t>
+      </w:r>
+    </w:p>
+    <w:p>
+      <w:pPr>
+        <w:jc w:val="center"/>
+      </w:pPr>
+      <w:r>
+        <w:drawing>
+          <wp:inline xmlns:a="http://schemas.openxmlformats.org/drawingml/2006/main" xmlns:pic="http://schemas.openxmlformats.org/drawingml/2006/picture">
+            <wp:extent cx="5029200" cy="4763998"/>
+            <wp:docPr id="1" name="Picture 1"/>
+            <wp:cNvGraphicFramePr>
+              <a:graphicFrameLocks noChangeAspect="1"/>
+            </wp:cNvGraphicFramePr>
+            <a:graphic>
+              <a:graphicData uri="http://schemas.openxmlformats.org/drawingml/2006/picture">
+                <pic:pic>
+                  <pic:nvPicPr>
+                    <pic:cNvPr id="0" name="pp_op01.png"/>
+                    <pic:cNvPicPr/>
+                  </pic:nvPicPr>
+                  <pic:blipFill>
+                    <a:blip r:embed="rId9"/>
+                    <a:stretch>
+                      <a:fillRect/>
+                    </a:stretch>
+                  </pic:blipFill>
+                  <pic:spPr>
+                    <a:xfrm>
+                      <a:off x="0" y="0"/>
+                      <a:ext cx="5029200" cy="4763998"/>
+                    </a:xfrm>
+                    <a:prstGeom prst="rect"/>
+                  </pic:spPr>
+                </pic:pic>
+              </a:graphicData>
+            </a:graphic>
+          </wp:inline>
+        </w:drawing>
       </w:r>
     </w:p>
     <w:p>
